--- a/courts/eighth-circuit/minnesota/state/supreme-court/motion-brief/usage/OUTPUT-motion-brief.docx
+++ b/courts/eighth-circuit/minnesota/state/supreme-court/motion-brief/usage/OUTPUT-motion-brief.docx
@@ -9,9 +9,7 @@
         <w:jc w:val="center"/>
       </w:pPr>
       <w:r>
-        <w:t xml:space="preserve">A20</w:t>
-        <w:noBreakHyphen/>
-        <w:t xml:space="preserve">1486</w:t>
+        <w:t xml:space="preserve">A20-⁠1486</w:t>
       </w:r>
     </w:p>
     <w:p>
@@ -1593,13 +1591,7 @@
         <w:t xml:space="preserve">Issa v. Newsom</w:t>
       </w:r>
       <w:r>
-        <w:t xml:space="preserve">, No. 2:20-cv</w:t>
-      </w:r>
-      <w:r>
-        <w:noBreakHyphen/>
-      </w:r>
-      <w:r>
-        <w:t xml:space="preserve">01044-MCE-CKD, 2020 WL 3074351, at *3 (E.D. Cal. June 10, 2020) (granting intervention to state party and party committee where “Plaintiffs’ success on their claims would disrupt the organizational intervenors’ efforts to promote the franchise and ensure the election of Democratic Party candidates” (quoting</w:t>
+        <w:t xml:space="preserve">, No. 2:20-cv-⁠01044-MCE-CKD, 2020 WL 3074351, at *3 (E.D. Cal. June 10, 2020) (granting intervention to state party and party committee where “Plaintiffs’ success on their claims would disrupt the organizational intervenors’ efforts to promote the franchise and ensure the election of Democratic Party candidates” (quoting</w:t>
       </w:r>
       <w:r>
         <w:t xml:space="preserve"> </w:t>
@@ -1612,13 +1604,7 @@
         <w:t xml:space="preserve">Paher v. Cegavske</w:t>
       </w:r>
       <w:r>
-        <w:t xml:space="preserve">, No. 3:20-cv</w:t>
-      </w:r>
-      <w:r>
-        <w:noBreakHyphen/>
-      </w:r>
-      <w:r>
-        <w:t xml:space="preserve">00243-MMD-WGC, 2020 WL 2042365, at *2 (D. Nev. Apr. 28, 2020)));</w:t>
+        <w:t xml:space="preserve">, No. 3:20-cv-⁠00243-MMD-WGC, 2020 WL 2042365, at *2 (D. Nev. Apr. 28, 2020)));</w:t>
       </w:r>
       <w:r>
         <w:t xml:space="preserve"> </w:t>
@@ -1730,7 +1716,7 @@
         <w:t xml:space="preserve">Democratic Nat’l Comm. v. Reagan</w:t>
       </w:r>
       <w:r>
-        <w:t xml:space="preserve">, 329 F. Supp. 3d 824, 841 (D. Ariz. 2018) (finding standing where law “require[d] Democratic organizations . . . to retool their [get-out-the-vote] strategies and divert [] resources”),</w:t>
+        <w:t xml:space="preserve">, 329 F. Supp. 3d 824, 841 (D. Ariz. 2018) (finding standing where law “require[d] Democratic organizations ⁠. ⁠. ⁠. to retool their [get-out-the-vote] strategies and divert [] resources”),</w:t>
       </w:r>
       <w:r>
         <w:t xml:space="preserve"> </w:t>
@@ -1933,7 +1919,7 @@
         <w:pStyle w:val="BodyText"/>
       </w:pPr>
       <w:r>
-        <w:t xml:space="preserve">Alternatively, the DFL Party easily satisfies the requirements for permissive intervention under Rule 24.02. Under Rule 24.02, the Court may grant intervention “upon timely application . . . when an applicant’s claim or defense and the main action have a common question of law or fact.” Minn. R. Civ. P. 24.02. In exercising its discretion under Rule 24.02, “the court shall consider whether the intervention will unduly delay or prejudice the adjudication of the rights of the original parties.”</w:t>
+        <w:t xml:space="preserve">Alternatively, the DFL Party easily satisfies the requirements for permissive intervention under Rule 24.02. Under Rule 24.02, the Court may grant intervention “upon timely application ⁠. ⁠. ⁠. when an applicant’s claim or defense and the main action have a common question of law or fact.” Minn. R. Civ. P. 24.02. In exercising its discretion under Rule 24.02, “the court shall consider whether the intervention will unduly delay or prejudice the adjudication of the rights of the original parties.”</w:t>
       </w:r>
       <w:r>
         <w:t xml:space="preserve"> </w:t>
@@ -2307,9 +2293,7 @@
               <w:t xml:space="preserve"> </w:t>
             </w:r>
             <w:r>
-              <w:t xml:space="preserve">55401</w:t>
-              <w:noBreakHyphen/>
-              <w:t xml:space="preserve">2159</w:t>
+              <w:t xml:space="preserve">55401-⁠2159</w:t>
             </w:r>
           </w:p>
           <w:p>
@@ -2325,9 +2309,7 @@
               <w:t xml:space="preserve"> </w:t>
             </w:r>
             <w:r>
-              <w:t xml:space="preserve">339</w:t>
-              <w:noBreakHyphen/>
-              <w:t xml:space="preserve">6900</w:t>
+              <w:t xml:space="preserve">339-⁠6900</w:t>
             </w:r>
           </w:p>
           <w:p>
@@ -2540,9 +2522,7 @@
               <w:t xml:space="preserve"> </w:t>
             </w:r>
             <w:r>
-              <w:t xml:space="preserve">20005</w:t>
-              <w:noBreakHyphen/>
-              <w:t xml:space="preserve">3960</w:t>
+              <w:t xml:space="preserve">20005-⁠3960</w:t>
             </w:r>
           </w:p>
         </w:tc>
@@ -2713,9 +2693,7 @@
               <w:t xml:space="preserve"> </w:t>
             </w:r>
             <w:r>
-              <w:t xml:space="preserve">98101</w:t>
-              <w:noBreakHyphen/>
-              <w:t xml:space="preserve">3099</w:t>
+              <w:t xml:space="preserve">98101-⁠3099</w:t>
             </w:r>
           </w:p>
         </w:tc>
@@ -2852,9 +2830,7 @@
               <w:t xml:space="preserve"> </w:t>
             </w:r>
             <w:r>
-              <w:t xml:space="preserve">53703</w:t>
-              <w:noBreakHyphen/>
-              <w:t xml:space="preserve">3095</w:t>
+              <w:t xml:space="preserve">53703-⁠3095</w:t>
             </w:r>
           </w:p>
           <w:p>
@@ -3661,7 +3637,7 @@
     <w:qFormat/>
     <w:pPr>
       <w:keepLines/>
-      <w:spacing w:before="0" w:after="140" w:line="299" w:lineRule="exact"/>
+      <w:spacing w:before="23" w:after="140" w:line="299" w:lineRule="exact"/>
     </w:pPr>
     <w:rPr>
       <w:sz w:val="26"/>
@@ -3911,6 +3887,33 @@
     <w:pPr>
       <w:spacing w:before="0" w:after="0" w:line="299" w:lineRule="exact"/>
       <w:ind w:left="2160" w:hanging="720"/>
+    </w:pPr>
+  </w:style>
+  <w:style w:type="paragraph" w:customStyle="1" w:styleId="XdQuoteList1">
+    <w:name w:val="Xd Quote List 1"/>
+    <w:basedOn w:val="Normal"/>
+    <w:qFormat/>
+    <w:pPr>
+      <w:spacing w:before="0" w:after="0" w:line="299" w:lineRule="exact"/>
+      <w:ind w:left="1440" w:right="720" w:hanging="720"/>
+    </w:pPr>
+  </w:style>
+  <w:style w:type="paragraph" w:customStyle="1" w:styleId="XdQuoteList2">
+    <w:name w:val="Xd Quote List 2"/>
+    <w:basedOn w:val="Normal"/>
+    <w:qFormat/>
+    <w:pPr>
+      <w:spacing w:before="0" w:after="0" w:line="299" w:lineRule="exact"/>
+      <w:ind w:left="2160" w:right="720" w:hanging="720"/>
+    </w:pPr>
+  </w:style>
+  <w:style w:type="paragraph" w:customStyle="1" w:styleId="XdQuoteList3">
+    <w:name w:val="Xd Quote List 3"/>
+    <w:basedOn w:val="Normal"/>
+    <w:qFormat/>
+    <w:pPr>
+      <w:spacing w:before="0" w:after="0" w:line="299" w:lineRule="exact"/>
+      <w:ind w:left="2880" w:right="720" w:hanging="720"/>
     </w:pPr>
   </w:style>
   <w:style w:type="paragraph" w:customStyle="1" w:styleId="XdQuoteOnly">
